--- a/Social-Media/scanit.docx
+++ b/Social-Media/scanit.docx
@@ -6,9 +6,9 @@
       <w:pPr>
         <w:pStyle w:val="Heading1"/>
       </w:pPr>
-      <w:bookmarkStart w:id="20" w:name="scanit"/>
-      <w:r>
-        <w:t xml:space="preserve">ScanIT</w:t>
+      <w:bookmarkStart w:id="20" w:name="scanit---team01"/>
+      <w:r>
+        <w:t xml:space="preserve">ScanIT - Team01</w:t>
       </w:r>
       <w:bookmarkEnd w:id="20"/>
     </w:p>
@@ -16,9 +16,9 @@
       <w:pPr>
         <w:pStyle w:val="Heading2"/>
       </w:pPr>
-      <w:bookmarkStart w:id="21" w:name="scanit-student-proposal"/>
-      <w:r>
-        <w:t xml:space="preserve">ScanIT</w:t>
+      <w:bookmarkStart w:id="21" w:name="scanit---team01-student-proposal"/>
+      <w:r>
+        <w:t xml:space="preserve">ScanIT - Team01</w:t>
       </w:r>
       <w:r>
         <w:t xml:space="preserve"> </w:t>

--- a/Social-Media/scanit.docx
+++ b/Social-Media/scanit.docx
@@ -2398,13 +2398,13 @@
         <w:rPr>
           <w:b/>
         </w:rPr>
-        <w:t xml:space="preserve">Recommended composition:</w:t>
-      </w:r>
-      <w:r>
-        <w:t xml:space="preserve"> </w:t>
-      </w:r>
-      <w:r>
-        <w:t xml:space="preserve">6 CS + 2 Design + 0 Art (8) — ScanIT is a UX-heavy utility app: the scanner, conversational search + refine, the multi-store comparison sheet, and the crowdsourced contribute/verify flows are a strong two-designer load, while the visual surface (icons, store-logo placeholders, stock badges, savings pills) is UI-art the designers own — there is no character/illustration production, so 0 artists (rules: min 1 Design mandated, max 9 total, D+A ≤ 3; see</w:t>
+        <w:t xml:space="preserve">Team composition (set by instructor):</w:t>
+      </w:r>
+      <w:r>
+        <w:t xml:space="preserve"> </w:t>
+      </w:r>
+      <w:r>
+        <w:t xml:space="preserve">6 CS + 1 Design + 0 Art (7) — ScanIT is a UX-heavy utility app (scanner, conversational search + refine, the multi-store comparison sheet, the crowdsourced contribute/verify flows), and the visual surface (icons, store-logo placeholders, stock badges, savings pills) is UI-art the designer owns — there is no character/illustration production, so 0 artists (rules: min 1 Design mandated, max 9 total, D+A ≤ 3; see</w:t>
       </w:r>
       <w:r>
         <w:t xml:space="preserve"> </w:t>
@@ -2416,7 +2416,7 @@
         <w:t xml:space="preserve">team-formation.pdf</w:t>
       </w:r>
       <w:r>
-        <w:t xml:space="preserve">). With 0 artists, the designers take the</w:t>
+        <w:t xml:space="preserve">). With 0 artists, the designer takes the</w:t>
       </w:r>
       <w:r>
         <w:t xml:space="preserve"> </w:t>
@@ -2432,6 +2432,51 @@
       </w:r>
       <w:r>
         <w:t xml:space="preserve">as a real graded Design goal each milestone (M1 Art Proof of Concept / M2 Art Implementation Quality) — the last Design goal each milestone.</w:t>
+      </w:r>
+      <w:r>
+        <w:t xml:space="preserve"> </w:t>
+      </w:r>
+      <w:r>
+        <w:rPr>
+          <w:i/>
+        </w:rPr>
+        <w:t xml:space="preserve">Note:</w:t>
+      </w:r>
+      <w:r>
+        <w:t xml:space="preserve"> </w:t>
+      </w:r>
+      <w:r>
+        <w:t xml:space="preserve">this is the</w:t>
+      </w:r>
+      <w:r>
+        <w:t xml:space="preserve"> </w:t>
+      </w:r>
+      <w:r>
+        <w:rPr>
+          <w:b/>
+        </w:rPr>
+        <w:t xml:space="preserve">solo-designer + 0-artist</w:t>
+      </w:r>
+      <w:r>
+        <w:t xml:space="preserve"> </w:t>
+      </w:r>
+      <w:r>
+        <w:t xml:space="preserve">case the design pool flags — one designer now carries the full 4-goals-per-milestone Design + UI/UX load</w:t>
+      </w:r>
+      <w:r>
+        <w:t xml:space="preserve"> </w:t>
+      </w:r>
+      <w:r>
+        <w:rPr>
+          <w:i/>
+        </w:rPr>
+        <w:t xml:space="preserve">and</w:t>
+      </w:r>
+      <w:r>
+        <w:t xml:space="preserve"> </w:t>
+      </w:r>
+      <w:r>
+        <w:t xml:space="preserve">the D11 art surface, which is a heavy load for a UX-heavy app; a 2nd designer would relieve it if the team can, and the instructor should confirm which conditional bends if the load is too tight.</w:t>
       </w:r>
     </w:p>
     <w:p>
@@ -2499,30 +2544,6 @@
         <w:pStyle w:val="Compact"/>
       </w:pPr>
       <w:r>
-        <w:t xml:space="preserve">M1D3 User Research, Personas &amp; Competitive Analysis (teardown of ShopSavvy / PriceRunner / Google Lens; shopper personas; research)</w:t>
-      </w:r>
-    </w:p>
-    <w:p>
-      <w:pPr>
-        <w:numPr>
-          <w:ilvl w:val="1"/>
-          <w:numId w:val="1019"/>
-        </w:numPr>
-        <w:pStyle w:val="Compact"/>
-      </w:pPr>
-      <w:r>
-        <w:t xml:space="preserve">M1D5 Interaction &amp; Input Design (touch-first scanner, conversational search bar, refine chips, comparison-sheet gestures)</w:t>
-      </w:r>
-    </w:p>
-    <w:p>
-      <w:pPr>
-        <w:numPr>
-          <w:ilvl w:val="1"/>
-          <w:numId w:val="1019"/>
-        </w:numPr>
-        <w:pStyle w:val="Compact"/>
-      </w:pPr>
-      <w:r>
         <w:t xml:space="preserve">M1D11 Art Proof of Concept (conditional — no artist: icon set, store-logo/badge visual language, UI style guide)</w:t>
       </w:r>
     </w:p>
@@ -2562,30 +2583,6 @@
         <w:pStyle w:val="Compact"/>
       </w:pPr>
       <w:r>
-        <w:t xml:space="preserve">M2D2 Visual Branding &amp; Style Guide (ScanIT identity; the stock-badge / savings-pill system)</w:t>
-      </w:r>
-    </w:p>
-    <w:p>
-      <w:pPr>
-        <w:numPr>
-          <w:ilvl w:val="1"/>
-          <w:numId w:val="1020"/>
-        </w:numPr>
-        <w:pStyle w:val="Compact"/>
-      </w:pPr>
-      <w:r>
-        <w:t xml:space="preserve">M2D5 Playtesting &amp; Iteration Program (search success, comparison clarity, contribution friction)</w:t>
-      </w:r>
-    </w:p>
-    <w:p>
-      <w:pPr>
-        <w:numPr>
-          <w:ilvl w:val="1"/>
-          <w:numId w:val="1020"/>
-        </w:numPr>
-        <w:pStyle w:val="Compact"/>
-      </w:pPr>
-      <w:r>
         <w:t xml:space="preserve">M2D11 Art Implementation Quality (conditional — no artist: UI art/icons implemented to standard in the build)</w:t>
       </w:r>
     </w:p>
@@ -2625,30 +2622,6 @@
     <w:p>
       <w:pPr>
         <w:numPr>
-          <w:ilvl w:val="1"/>
-          <w:numId w:val="1021"/>
-        </w:numPr>
-        <w:pStyle w:val="Compact"/>
-      </w:pPr>
-      <w:r>
-        <w:t xml:space="preserve">M1U2 UX Flows &amp; Wireframes — scan/search → refine → compare → contribute/verify journeys.</w:t>
-      </w:r>
-    </w:p>
-    <w:p>
-      <w:pPr>
-        <w:numPr>
-          <w:ilvl w:val="1"/>
-          <w:numId w:val="1021"/>
-        </w:numPr>
-        <w:pStyle w:val="Compact"/>
-      </w:pPr>
-      <w:r>
-        <w:t xml:space="preserve">M1U3 Accessibility &amp; Readability Foundations — legible price/badge typography, contrast, thumb-reach targets.</w:t>
-      </w:r>
-    </w:p>
-    <w:p>
-      <w:pPr>
-        <w:numPr>
           <w:ilvl w:val="0"/>
           <w:numId w:val="1018"/>
         </w:numPr>
@@ -2688,30 +2661,6 @@
     <w:p>
       <w:pPr>
         <w:numPr>
-          <w:ilvl w:val="1"/>
-          <w:numId w:val="1022"/>
-        </w:numPr>
-        <w:pStyle w:val="Compact"/>
-      </w:pPr>
-      <w:r>
-        <w:t xml:space="preserve">M2U3 Menu &amp; HUD Motion Design — result transitions, savings-pill and stock-badge micro-interactions.</w:t>
-      </w:r>
-    </w:p>
-    <w:p>
-      <w:pPr>
-        <w:numPr>
-          <w:ilvl w:val="1"/>
-          <w:numId w:val="1022"/>
-        </w:numPr>
-        <w:pStyle w:val="Compact"/>
-      </w:pPr>
-      <w:r>
-        <w:t xml:space="preserve">M2U5 Mobile UX Adaptation &amp; Ergonomics — camera-first, one-handed scan/search on the Pixel 9a.</w:t>
-      </w:r>
-    </w:p>
-    <w:p>
-      <w:pPr>
-        <w:numPr>
           <w:ilvl w:val="0"/>
           <w:numId w:val="1018"/>
         </w:numPr>
@@ -2727,7 +2676,7 @@
         <w:t xml:space="preserve"> </w:t>
       </w:r>
       <w:r>
-        <w:t xml:space="preserve">0 artists — the art surface is covered by the D11 conditionals, taken as Design goals (see Design M1/M2).</w:t>
+        <w:t xml:space="preserve">0 artists — the art surface is covered by the D11 conditionals, taken as Design goals by the single designer (see Design M1/M2).</w:t>
       </w:r>
     </w:p>
     <w:p>
